--- a/Mehanizmi izolacije, zaključavanja i Multi-Version Concurrency Control (MVCC) u PostgreSQL bazi podataka.docx
+++ b/Mehanizmi izolacije, zaključavanja i Multi-Version Concurrency Control (MVCC) u PostgreSQL bazi podataka.docx
@@ -19,7 +19,7 @@
           <w:noProof/>
         </w:rPr>
         <w:drawing>
-          <wp:anchor distT="114300" distB="114300" distL="114300" distR="114300" simplePos="0" relativeHeight="251659264" behindDoc="1" locked="0" layoutInCell="1" allowOverlap="1" wp14:anchorId="669618E1" wp14:editId="7A95F438">
+          <wp:anchor distT="114300" distB="114300" distL="114300" distR="114300" simplePos="0" relativeHeight="251659264" behindDoc="1" locked="0" layoutInCell="1" allowOverlap="1" wp14:anchorId="669618E1" wp14:editId="248330EE">
             <wp:simplePos x="0" y="0"/>
             <wp:positionH relativeFrom="margin">
               <wp:align>right</wp:align>
@@ -869,7 +869,7 @@
           <w:r>
             <w:fldChar w:fldCharType="separate"/>
           </w:r>
-          <w:hyperlink w:anchor="_Toc226449998" w:history="1">
+          <w:hyperlink w:anchor="_Toc227513829" w:history="1">
             <w:r>
               <w:rPr>
                 <w:rStyle w:val="Hyperlink"/>
@@ -897,7 +897,7 @@
                 <w:noProof/>
                 <w:webHidden/>
               </w:rPr>
-              <w:instrText xml:space="preserve"> PAGEREF _Toc226449998 \h </w:instrText>
+              <w:instrText xml:space="preserve"> PAGEREF _Toc227513829 \h </w:instrText>
             </w:r>
             <w:r>
               <w:rPr>
@@ -943,7 +943,7 @@
               <w14:ligatures w14:val="standardContextual"/>
             </w:rPr>
           </w:pPr>
-          <w:hyperlink w:anchor="_Toc226449999" w:history="1">
+          <w:hyperlink w:anchor="_Toc227513830" w:history="1">
             <w:r>
               <w:rPr>
                 <w:rStyle w:val="Hyperlink"/>
@@ -971,7 +971,7 @@
                 <w:noProof/>
                 <w:webHidden/>
               </w:rPr>
-              <w:instrText xml:space="preserve"> PAGEREF _Toc226449999 \h </w:instrText>
+              <w:instrText xml:space="preserve"> PAGEREF _Toc227513830 \h </w:instrText>
             </w:r>
             <w:r>
               <w:rPr>
@@ -1017,7 +1017,7 @@
               <w14:ligatures w14:val="standardContextual"/>
             </w:rPr>
           </w:pPr>
-          <w:hyperlink w:anchor="_Toc226450000" w:history="1">
+          <w:hyperlink w:anchor="_Toc227513831" w:history="1">
             <w:r>
               <w:rPr>
                 <w:rStyle w:val="Hyperlink"/>
@@ -1045,7 +1045,7 @@
                 <w:noProof/>
                 <w:webHidden/>
               </w:rPr>
-              <w:instrText xml:space="preserve"> PAGEREF _Toc226450000 \h </w:instrText>
+              <w:instrText xml:space="preserve"> PAGEREF _Toc227513831 \h </w:instrText>
             </w:r>
             <w:r>
               <w:rPr>
@@ -1091,7 +1091,7 @@
               <w14:ligatures w14:val="standardContextual"/>
             </w:rPr>
           </w:pPr>
-          <w:hyperlink w:anchor="_Toc226450001" w:history="1">
+          <w:hyperlink w:anchor="_Toc227513832" w:history="1">
             <w:r>
               <w:rPr>
                 <w:rStyle w:val="Hyperlink"/>
@@ -1119,7 +1119,7 @@
                 <w:noProof/>
                 <w:webHidden/>
               </w:rPr>
-              <w:instrText xml:space="preserve"> PAGEREF _Toc226450001 \h </w:instrText>
+              <w:instrText xml:space="preserve"> PAGEREF _Toc227513832 \h </w:instrText>
             </w:r>
             <w:r>
               <w:rPr>
@@ -1165,7 +1165,7 @@
               <w14:ligatures w14:val="standardContextual"/>
             </w:rPr>
           </w:pPr>
-          <w:hyperlink w:anchor="_Toc226450002" w:history="1">
+          <w:hyperlink w:anchor="_Toc227513833" w:history="1">
             <w:r>
               <w:rPr>
                 <w:rStyle w:val="Hyperlink"/>
@@ -1193,7 +1193,7 @@
                 <w:noProof/>
                 <w:webHidden/>
               </w:rPr>
-              <w:instrText xml:space="preserve"> PAGEREF _Toc226450002 \h </w:instrText>
+              <w:instrText xml:space="preserve"> PAGEREF _Toc227513833 \h </w:instrText>
             </w:r>
             <w:r>
               <w:rPr>
@@ -1239,7 +1239,7 @@
               <w14:ligatures w14:val="standardContextual"/>
             </w:rPr>
           </w:pPr>
-          <w:hyperlink w:anchor="_Toc226450003" w:history="1">
+          <w:hyperlink w:anchor="_Toc227513834" w:history="1">
             <w:r>
               <w:rPr>
                 <w:rStyle w:val="Hyperlink"/>
@@ -1267,7 +1267,7 @@
                 <w:noProof/>
                 <w:webHidden/>
               </w:rPr>
-              <w:instrText xml:space="preserve"> PAGEREF _Toc226450003 \h </w:instrText>
+              <w:instrText xml:space="preserve"> PAGEREF _Toc227513834 \h </w:instrText>
             </w:r>
             <w:r>
               <w:rPr>
@@ -1313,7 +1313,7 @@
               <w14:ligatures w14:val="standardContextual"/>
             </w:rPr>
           </w:pPr>
-          <w:hyperlink w:anchor="_Toc226450004" w:history="1">
+          <w:hyperlink w:anchor="_Toc227513835" w:history="1">
             <w:r>
               <w:rPr>
                 <w:rStyle w:val="Hyperlink"/>
@@ -1341,7 +1341,7 @@
                 <w:noProof/>
                 <w:webHidden/>
               </w:rPr>
-              <w:instrText xml:space="preserve"> PAGEREF _Toc226450004 \h </w:instrText>
+              <w:instrText xml:space="preserve"> PAGEREF _Toc227513835 \h </w:instrText>
             </w:r>
             <w:r>
               <w:rPr>
@@ -1387,7 +1387,7 @@
               <w14:ligatures w14:val="standardContextual"/>
             </w:rPr>
           </w:pPr>
-          <w:hyperlink w:anchor="_Toc226450005" w:history="1">
+          <w:hyperlink w:anchor="_Toc227513836" w:history="1">
             <w:r>
               <w:rPr>
                 <w:rStyle w:val="Hyperlink"/>
@@ -1415,7 +1415,7 @@
                 <w:noProof/>
                 <w:webHidden/>
               </w:rPr>
-              <w:instrText xml:space="preserve"> PAGEREF _Toc226450005 \h </w:instrText>
+              <w:instrText xml:space="preserve"> PAGEREF _Toc227513836 \h </w:instrText>
             </w:r>
             <w:r>
               <w:rPr>
@@ -1461,7 +1461,7 @@
               <w14:ligatures w14:val="standardContextual"/>
             </w:rPr>
           </w:pPr>
-          <w:hyperlink w:anchor="_Toc226450006" w:history="1">
+          <w:hyperlink w:anchor="_Toc227513837" w:history="1">
             <w:r>
               <w:rPr>
                 <w:rStyle w:val="Hyperlink"/>
@@ -1489,7 +1489,7 @@
                 <w:noProof/>
                 <w:webHidden/>
               </w:rPr>
-              <w:instrText xml:space="preserve"> PAGEREF _Toc226450006 \h </w:instrText>
+              <w:instrText xml:space="preserve"> PAGEREF _Toc227513837 \h </w:instrText>
             </w:r>
             <w:r>
               <w:rPr>
@@ -1535,7 +1535,7 @@
               <w14:ligatures w14:val="standardContextual"/>
             </w:rPr>
           </w:pPr>
-          <w:hyperlink w:anchor="_Toc226450007" w:history="1">
+          <w:hyperlink w:anchor="_Toc227513838" w:history="1">
             <w:r>
               <w:rPr>
                 <w:rStyle w:val="Hyperlink"/>
@@ -1563,7 +1563,7 @@
                 <w:noProof/>
                 <w:webHidden/>
               </w:rPr>
-              <w:instrText xml:space="preserve"> PAGEREF _Toc226450007 \h </w:instrText>
+              <w:instrText xml:space="preserve"> PAGEREF _Toc227513838 \h </w:instrText>
             </w:r>
             <w:r>
               <w:rPr>
@@ -1609,7 +1609,7 @@
               <w14:ligatures w14:val="standardContextual"/>
             </w:rPr>
           </w:pPr>
-          <w:hyperlink w:anchor="_Toc226450008" w:history="1">
+          <w:hyperlink w:anchor="_Toc227513839" w:history="1">
             <w:r>
               <w:rPr>
                 <w:rStyle w:val="Hyperlink"/>
@@ -1637,7 +1637,7 @@
                 <w:noProof/>
                 <w:webHidden/>
               </w:rPr>
-              <w:instrText xml:space="preserve"> PAGEREF _Toc226450008 \h </w:instrText>
+              <w:instrText xml:space="preserve"> PAGEREF _Toc227513839 \h </w:instrText>
             </w:r>
             <w:r>
               <w:rPr>
@@ -1683,7 +1683,7 @@
               <w14:ligatures w14:val="standardContextual"/>
             </w:rPr>
           </w:pPr>
-          <w:hyperlink w:anchor="_Toc226450009" w:history="1">
+          <w:hyperlink w:anchor="_Toc227513840" w:history="1">
             <w:r>
               <w:rPr>
                 <w:rStyle w:val="Hyperlink"/>
@@ -1711,7 +1711,7 @@
                 <w:noProof/>
                 <w:webHidden/>
               </w:rPr>
-              <w:instrText xml:space="preserve"> PAGEREF _Toc226450009 \h </w:instrText>
+              <w:instrText xml:space="preserve"> PAGEREF _Toc227513840 \h </w:instrText>
             </w:r>
             <w:r>
               <w:rPr>
@@ -1757,7 +1757,7 @@
               <w14:ligatures w14:val="standardContextual"/>
             </w:rPr>
           </w:pPr>
-          <w:hyperlink w:anchor="_Toc226450010" w:history="1">
+          <w:hyperlink w:anchor="_Toc227513841" w:history="1">
             <w:r>
               <w:rPr>
                 <w:rStyle w:val="Hyperlink"/>
@@ -1784,7 +1784,7 @@
                 <w:noProof/>
                 <w:webHidden/>
               </w:rPr>
-              <w:instrText xml:space="preserve"> PAGEREF _Toc226450010 \h </w:instrText>
+              <w:instrText xml:space="preserve"> PAGEREF _Toc227513841 \h </w:instrText>
             </w:r>
             <w:r>
               <w:rPr>
@@ -1830,7 +1830,7 @@
               <w14:ligatures w14:val="standardContextual"/>
             </w:rPr>
           </w:pPr>
-          <w:hyperlink w:anchor="_Toc226450011" w:history="1">
+          <w:hyperlink w:anchor="_Toc227513842" w:history="1">
             <w:r>
               <w:rPr>
                 <w:rStyle w:val="Hyperlink"/>
@@ -1857,7 +1857,7 @@
                 <w:noProof/>
                 <w:webHidden/>
               </w:rPr>
-              <w:instrText xml:space="preserve"> PAGEREF _Toc226450011 \h </w:instrText>
+              <w:instrText xml:space="preserve"> PAGEREF _Toc227513842 \h </w:instrText>
             </w:r>
             <w:r>
               <w:rPr>
@@ -1903,7 +1903,7 @@
               <w14:ligatures w14:val="standardContextual"/>
             </w:rPr>
           </w:pPr>
-          <w:hyperlink w:anchor="_Toc226450012" w:history="1">
+          <w:hyperlink w:anchor="_Toc227513843" w:history="1">
             <w:r>
               <w:rPr>
                 <w:rStyle w:val="Hyperlink"/>
@@ -1930,7 +1930,7 @@
                 <w:noProof/>
                 <w:webHidden/>
               </w:rPr>
-              <w:instrText xml:space="preserve"> PAGEREF _Toc226450012 \h </w:instrText>
+              <w:instrText xml:space="preserve"> PAGEREF _Toc227513843 \h </w:instrText>
             </w:r>
             <w:r>
               <w:rPr>
@@ -1976,7 +1976,7 @@
               <w14:ligatures w14:val="standardContextual"/>
             </w:rPr>
           </w:pPr>
-          <w:hyperlink w:anchor="_Toc226450013" w:history="1">
+          <w:hyperlink w:anchor="_Toc227513844" w:history="1">
             <w:r>
               <w:rPr>
                 <w:rStyle w:val="Hyperlink"/>
@@ -2003,7 +2003,7 @@
                 <w:noProof/>
                 <w:webHidden/>
               </w:rPr>
-              <w:instrText xml:space="preserve"> PAGEREF _Toc226450013 \h </w:instrText>
+              <w:instrText xml:space="preserve"> PAGEREF _Toc227513844 \h </w:instrText>
             </w:r>
             <w:r>
               <w:rPr>
@@ -2049,7 +2049,7 @@
               <w14:ligatures w14:val="standardContextual"/>
             </w:rPr>
           </w:pPr>
-          <w:hyperlink w:anchor="_Toc226450014" w:history="1">
+          <w:hyperlink w:anchor="_Toc227513845" w:history="1">
             <w:r>
               <w:rPr>
                 <w:rStyle w:val="Hyperlink"/>
@@ -2076,7 +2076,7 @@
                 <w:noProof/>
                 <w:webHidden/>
               </w:rPr>
-              <w:instrText xml:space="preserve"> PAGEREF _Toc226450014 \h </w:instrText>
+              <w:instrText xml:space="preserve"> PAGEREF _Toc227513845 \h </w:instrText>
             </w:r>
             <w:r>
               <w:rPr>
@@ -2122,7 +2122,7 @@
               <w14:ligatures w14:val="standardContextual"/>
             </w:rPr>
           </w:pPr>
-          <w:hyperlink w:anchor="_Toc226450015" w:history="1">
+          <w:hyperlink w:anchor="_Toc227513846" w:history="1">
             <w:r>
               <w:rPr>
                 <w:rStyle w:val="Hyperlink"/>
@@ -2149,7 +2149,7 @@
                 <w:noProof/>
                 <w:webHidden/>
               </w:rPr>
-              <w:instrText xml:space="preserve"> PAGEREF _Toc226450015 \h </w:instrText>
+              <w:instrText xml:space="preserve"> PAGEREF _Toc227513846 \h </w:instrText>
             </w:r>
             <w:r>
               <w:rPr>
@@ -2195,7 +2195,7 @@
               <w14:ligatures w14:val="standardContextual"/>
             </w:rPr>
           </w:pPr>
-          <w:hyperlink w:anchor="_Toc226450016" w:history="1">
+          <w:hyperlink w:anchor="_Toc227513847" w:history="1">
             <w:r>
               <w:rPr>
                 <w:rStyle w:val="Hyperlink"/>
@@ -2222,7 +2222,7 @@
                 <w:noProof/>
                 <w:webHidden/>
               </w:rPr>
-              <w:instrText xml:space="preserve"> PAGEREF _Toc226450016 \h </w:instrText>
+              <w:instrText xml:space="preserve"> PAGEREF _Toc227513847 \h </w:instrText>
             </w:r>
             <w:r>
               <w:rPr>
@@ -2268,7 +2268,7 @@
               <w14:ligatures w14:val="standardContextual"/>
             </w:rPr>
           </w:pPr>
-          <w:hyperlink w:anchor="_Toc226450017" w:history="1">
+          <w:hyperlink w:anchor="_Toc227513848" w:history="1">
             <w:r>
               <w:rPr>
                 <w:rStyle w:val="Hyperlink"/>
@@ -2295,7 +2295,7 @@
                 <w:noProof/>
                 <w:webHidden/>
               </w:rPr>
-              <w:instrText xml:space="preserve"> PAGEREF _Toc226450017 \h </w:instrText>
+              <w:instrText xml:space="preserve"> PAGEREF _Toc227513848 \h </w:instrText>
             </w:r>
             <w:r>
               <w:rPr>
@@ -2341,7 +2341,7 @@
               <w14:ligatures w14:val="standardContextual"/>
             </w:rPr>
           </w:pPr>
-          <w:hyperlink w:anchor="_Toc226450018" w:history="1">
+          <w:hyperlink w:anchor="_Toc227513849" w:history="1">
             <w:r>
               <w:rPr>
                 <w:rStyle w:val="Hyperlink"/>
@@ -2368,7 +2368,7 @@
                 <w:noProof/>
                 <w:webHidden/>
               </w:rPr>
-              <w:instrText xml:space="preserve"> PAGEREF _Toc226450018 \h </w:instrText>
+              <w:instrText xml:space="preserve"> PAGEREF _Toc227513849 \h </w:instrText>
             </w:r>
             <w:r>
               <w:rPr>
@@ -2414,7 +2414,7 @@
               <w14:ligatures w14:val="standardContextual"/>
             </w:rPr>
           </w:pPr>
-          <w:hyperlink w:anchor="_Toc226450019" w:history="1">
+          <w:hyperlink w:anchor="_Toc227513850" w:history="1">
             <w:r>
               <w:rPr>
                 <w:rStyle w:val="Hyperlink"/>
@@ -2441,7 +2441,7 @@
                 <w:noProof/>
                 <w:webHidden/>
               </w:rPr>
-              <w:instrText xml:space="preserve"> PAGEREF _Toc226450019 \h </w:instrText>
+              <w:instrText xml:space="preserve"> PAGEREF _Toc227513850 \h </w:instrText>
             </w:r>
             <w:r>
               <w:rPr>
@@ -2487,7 +2487,7 @@
               <w14:ligatures w14:val="standardContextual"/>
             </w:rPr>
           </w:pPr>
-          <w:hyperlink w:anchor="_Toc226450020" w:history="1">
+          <w:hyperlink w:anchor="_Toc227513851" w:history="1">
             <w:r>
               <w:rPr>
                 <w:rStyle w:val="Hyperlink"/>
@@ -2514,7 +2514,7 @@
                 <w:noProof/>
                 <w:webHidden/>
               </w:rPr>
-              <w:instrText xml:space="preserve"> PAGEREF _Toc226450020 \h </w:instrText>
+              <w:instrText xml:space="preserve"> PAGEREF _Toc227513851 \h </w:instrText>
             </w:r>
             <w:r>
               <w:rPr>
@@ -2560,7 +2560,7 @@
               <w14:ligatures w14:val="standardContextual"/>
             </w:rPr>
           </w:pPr>
-          <w:hyperlink w:anchor="_Toc226450021" w:history="1">
+          <w:hyperlink w:anchor="_Toc227513852" w:history="1">
             <w:r>
               <w:rPr>
                 <w:rStyle w:val="Hyperlink"/>
@@ -2587,7 +2587,7 @@
                 <w:noProof/>
                 <w:webHidden/>
               </w:rPr>
-              <w:instrText xml:space="preserve"> PAGEREF _Toc226450021 \h </w:instrText>
+              <w:instrText xml:space="preserve"> PAGEREF _Toc227513852 \h </w:instrText>
             </w:r>
             <w:r>
               <w:rPr>
@@ -2633,7 +2633,7 @@
               <w14:ligatures w14:val="standardContextual"/>
             </w:rPr>
           </w:pPr>
-          <w:hyperlink w:anchor="_Toc226450022" w:history="1">
+          <w:hyperlink w:anchor="_Toc227513853" w:history="1">
             <w:r>
               <w:rPr>
                 <w:rStyle w:val="Hyperlink"/>
@@ -2660,7 +2660,7 @@
                 <w:noProof/>
                 <w:webHidden/>
               </w:rPr>
-              <w:instrText xml:space="preserve"> PAGEREF _Toc226450022 \h </w:instrText>
+              <w:instrText xml:space="preserve"> PAGEREF _Toc227513853 \h </w:instrText>
             </w:r>
             <w:r>
               <w:rPr>
@@ -2797,7 +2797,7 @@
           <w:lang w:val="en-US"/>
         </w:rPr>
       </w:pPr>
-      <w:bookmarkStart w:id="2" w:name="_Toc226449998"/>
+      <w:bookmarkStart w:id="2" w:name="_Toc227513829"/>
       <w:r>
         <w:rPr>
           <w:lang w:val="en-US"/>
@@ -6054,7 +6054,7 @@
           <w:lang w:val="en-US"/>
         </w:rPr>
       </w:pPr>
-      <w:bookmarkStart w:id="3" w:name="_Toc226449999"/>
+      <w:bookmarkStart w:id="3" w:name="_Toc227513830"/>
       <w:r>
         <w:rPr>
           <w:lang w:val="en-US"/>
@@ -8878,7 +8878,7 @@
           <w:lang w:val="en-US"/>
         </w:rPr>
       </w:pPr>
-      <w:bookmarkStart w:id="4" w:name="_Toc226450000"/>
+      <w:bookmarkStart w:id="4" w:name="_Toc227513831"/>
       <w:r>
         <w:rPr>
           <w:lang w:val="en-US"/>
@@ -9101,7 +9101,7 @@
         <w:rPr>
           <w:lang w:val="en-US"/>
         </w:rPr>
-        <w:t>izvrpšavaju</w:t>
+        <w:t>izvršavaju</w:t>
       </w:r>
       <w:proofErr w:type="spellEnd"/>
       <w:r>
@@ -9638,7 +9638,27 @@
         <w:rPr>
           <w:lang w:val="en-US"/>
         </w:rPr>
-        <w:t xml:space="preserve"> Sistema </w:t>
+        <w:t xml:space="preserve"> </w:t>
+      </w:r>
+      <w:proofErr w:type="spellStart"/>
+      <w:r>
+        <w:rPr>
+          <w:lang w:val="en-US"/>
+        </w:rPr>
+        <w:t>s</w:t>
+      </w:r>
+      <w:r>
+        <w:rPr>
+          <w:lang w:val="en-US"/>
+        </w:rPr>
+        <w:t>istema</w:t>
+      </w:r>
+      <w:proofErr w:type="spellEnd"/>
+      <w:r>
+        <w:rPr>
+          <w:lang w:val="en-US"/>
+        </w:rPr>
+        <w:t xml:space="preserve"> </w:t>
       </w:r>
       <w:proofErr w:type="spellStart"/>
       <w:r>
@@ -10300,7 +10320,7 @@
           <w:lang w:val="en-US"/>
         </w:rPr>
       </w:pPr>
-      <w:bookmarkStart w:id="5" w:name="_Toc226450001"/>
+      <w:bookmarkStart w:id="5" w:name="_Toc227513832"/>
       <w:r>
         <w:rPr>
           <w:lang w:val="en-US"/>
@@ -11558,7 +11578,7 @@
           <w:lang w:val="en-US"/>
         </w:rPr>
       </w:pPr>
-      <w:bookmarkStart w:id="6" w:name="_Toc226450002"/>
+      <w:bookmarkStart w:id="6" w:name="_Toc227513833"/>
       <w:r>
         <w:rPr>
           <w:lang w:val="en-US"/>
@@ -12333,7 +12353,7 @@
           <w:lang w:val="en-US"/>
         </w:rPr>
       </w:pPr>
-      <w:bookmarkStart w:id="7" w:name="_Toc226450003"/>
+      <w:bookmarkStart w:id="7" w:name="_Toc227513834"/>
       <w:r>
         <w:rPr>
           <w:lang w:val="en-US"/>
@@ -12676,7 +12696,19 @@
         <w:rPr>
           <w:lang w:val="en-US"/>
         </w:rPr>
-        <w:t>retultate</w:t>
+        <w:t>re</w:t>
+      </w:r>
+      <w:r>
+        <w:rPr>
+          <w:lang w:val="en-US"/>
+        </w:rPr>
+        <w:t>z</w:t>
+      </w:r>
+      <w:r>
+        <w:rPr>
+          <w:lang w:val="en-US"/>
+        </w:rPr>
+        <w:t>ultate</w:t>
       </w:r>
       <w:proofErr w:type="spellEnd"/>
       <w:r>
@@ -13305,7 +13337,7 @@
           <w:lang w:val="en-US"/>
         </w:rPr>
       </w:pPr>
-      <w:bookmarkStart w:id="8" w:name="_Toc226450004"/>
+      <w:bookmarkStart w:id="8" w:name="_Toc227513835"/>
       <w:r>
         <w:rPr>
           <w:lang w:val="en-US"/>
@@ -14437,7 +14469,7 @@
           <w:lang w:val="en-US"/>
         </w:rPr>
       </w:pPr>
-      <w:bookmarkStart w:id="9" w:name="_Toc226450005"/>
+      <w:bookmarkStart w:id="9" w:name="_Toc227513836"/>
       <w:r>
         <w:rPr>
           <w:lang w:val="en-US"/>
@@ -15000,7 +15032,7 @@
           <w:lang w:val="en-US"/>
         </w:rPr>
       </w:pPr>
-      <w:bookmarkStart w:id="10" w:name="_Toc226450006"/>
+      <w:bookmarkStart w:id="10" w:name="_Toc227513837"/>
       <w:r>
         <w:rPr>
           <w:lang w:val="en-US"/>
@@ -17381,7 +17413,7 @@
           <w:lang w:val="en-US"/>
         </w:rPr>
       </w:pPr>
-      <w:bookmarkStart w:id="11" w:name="_Toc226450007"/>
+      <w:bookmarkStart w:id="11" w:name="_Toc227513838"/>
       <w:r>
         <w:rPr>
           <w:lang w:val="en-US"/>
@@ -18452,7 +18484,17 @@
         <w:ind w:firstLine="0"/>
       </w:pPr>
       <w:r>
-        <w:t xml:space="preserve">Nakon što prva transakcija izvrši potvrdu, druga transakcija izvršava isti upit. Rezultat sada vraća ažuriranu vrednost podataka. Ovakvo ponašanje predstavlja anomaliju non-repeatable read, gde ista transakcija dobija različite rezultate za isti upit u različitim trenucima tokom svog izvršavanja. </w:t>
+        <w:t xml:space="preserve">Nakon što prva transakcija izvrši potvrdu (commit), druga transakcija ponovo izvršava isti upit, ali sada dobija izmenjene, odnosno ažurirane podatke. To znači da isti upit unutar jedne transakcije ne vraća isti rezultat u različitim trenucima njenog izvršavanja. Ovakvo ponašanje naziva se </w:t>
+      </w:r>
+      <w:r>
+        <w:rPr>
+          <w:b/>
+          <w:bCs/>
+        </w:rPr>
+        <w:t>non-repeatable read</w:t>
+      </w:r>
+      <w:r>
+        <w:t xml:space="preserve"> anomalija i predstavlja posledicu konkurentnih izmena podataka od strane drugih transakcija.</w:t>
       </w:r>
     </w:p>
     <w:p>
@@ -18583,6 +18625,7 @@
         </w:numPr>
       </w:pPr>
       <w:r>
+        <w:lastRenderedPageBreak/>
         <w:t xml:space="preserve">Eksplicitno zaključavanje vrste ili u najgorem slučaju čitave tabele.  – Primer: SELECT * FROM products where id </w:t>
       </w:r>
       <w:r>
@@ -18916,6 +18959,13 @@
         <w:rPr>
           <w:lang w:val="en-GB"/>
         </w:rPr>
+        <w:lastRenderedPageBreak/>
+        <w:t>D</w:t>
+      </w:r>
+      <w:r>
+        <w:rPr>
+          <w:lang w:val="en-GB"/>
+        </w:rPr>
         <w:t>akle</w:t>
       </w:r>
       <w:proofErr w:type="spellEnd"/>
@@ -19213,6 +19263,14 @@
           <w:lang w:val="en-GB"/>
         </w:rPr>
       </w:pPr>
+    </w:p>
+    <w:p>
+      <w:pPr>
+        <w:ind w:firstLine="0"/>
+        <w:rPr>
+          <w:lang w:val="en-GB"/>
+        </w:rPr>
+      </w:pPr>
       <w:proofErr w:type="spellStart"/>
       <w:r>
         <w:rPr>
@@ -19519,14 +19577,7 @@
         <w:rPr>
           <w:lang w:val="en-GB"/>
         </w:rPr>
-        <w:t xml:space="preserve">, PostgreSQL </w:t>
-      </w:r>
-      <w:r>
-        <w:rPr>
-          <w:lang w:val="en-GB"/>
-        </w:rPr>
-        <w:lastRenderedPageBreak/>
-        <w:t xml:space="preserve">ne </w:t>
+        <w:t xml:space="preserve">, PostgreSQL ne </w:t>
       </w:r>
       <w:proofErr w:type="spellStart"/>
       <w:r>
@@ -21296,7 +21347,7 @@
           <w:lang w:val="en-US"/>
         </w:rPr>
       </w:pPr>
-      <w:bookmarkStart w:id="12" w:name="_Toc226450008"/>
+      <w:bookmarkStart w:id="12" w:name="_Toc227513839"/>
       <w:r>
         <w:rPr>
           <w:lang w:val="en-US"/>
@@ -22549,7 +22600,7 @@
           <w:lang w:val="en-US"/>
         </w:rPr>
       </w:pPr>
-      <w:bookmarkStart w:id="13" w:name="_Toc226450009"/>
+      <w:bookmarkStart w:id="13" w:name="_Toc227513840"/>
       <w:r>
         <w:rPr>
           <w:lang w:val="en-US"/>
@@ -22932,7 +22983,7 @@
         <w:pStyle w:val="Heading1"/>
         <w:ind w:firstLine="0"/>
       </w:pPr>
-      <w:bookmarkStart w:id="14" w:name="_Toc226450010"/>
+      <w:bookmarkStart w:id="14" w:name="_Toc227513841"/>
       <w:r>
         <w:t>3. Zaključavanje</w:t>
       </w:r>
@@ -24301,7 +24352,7 @@
         <w:pStyle w:val="Heading2"/>
         <w:ind w:firstLine="0"/>
       </w:pPr>
-      <w:bookmarkStart w:id="15" w:name="_Toc226450011"/>
+      <w:bookmarkStart w:id="15" w:name="_Toc227513842"/>
       <w:r>
         <w:t>3.1. Zaključavanje na nivou tabele</w:t>
       </w:r>
@@ -24486,7 +24537,7 @@
         <w:pStyle w:val="Heading2"/>
         <w:ind w:firstLine="0"/>
       </w:pPr>
-      <w:bookmarkStart w:id="16" w:name="_Toc226450012"/>
+      <w:bookmarkStart w:id="16" w:name="_Toc227513843"/>
       <w:r>
         <w:t xml:space="preserve">3.2. Zaključavanje na nivou </w:t>
       </w:r>
@@ -28732,7 +28783,7 @@
         <w:rPr>
           <w:lang w:val="en-GB"/>
         </w:rPr>
-        <w:t>transakcija</w:t>
+        <w:t>insrukcija</w:t>
       </w:r>
       <w:proofErr w:type="spellEnd"/>
       <w:r>
@@ -30122,7 +30173,7 @@
         <w:pStyle w:val="Heading3"/>
         <w:ind w:firstLine="0"/>
       </w:pPr>
-      <w:bookmarkStart w:id="17" w:name="_Toc226450013"/>
+      <w:bookmarkStart w:id="17" w:name="_Toc227513844"/>
       <w:r>
         <w:t xml:space="preserve">3.2.1. </w:t>
       </w:r>
@@ -30316,7 +30367,7 @@
         <w:pStyle w:val="Heading3"/>
         <w:ind w:firstLine="0"/>
       </w:pPr>
-      <w:bookmarkStart w:id="18" w:name="_Toc226450014"/>
+      <w:bookmarkStart w:id="18" w:name="_Toc227513845"/>
       <w:r>
         <w:t>3.2.2. Optimističko zaključavanje (Optimistic locking)</w:t>
       </w:r>
@@ -30583,7 +30634,7 @@
         <w:pStyle w:val="Heading2"/>
         <w:ind w:firstLine="0"/>
       </w:pPr>
-      <w:bookmarkStart w:id="19" w:name="_Toc226450015"/>
+      <w:bookmarkStart w:id="19" w:name="_Toc227513846"/>
       <w:r>
         <w:t>3.3. Zaključavanje sistemskih objekata i resursa</w:t>
       </w:r>
@@ -30599,7 +30650,7 @@
         <w:pStyle w:val="Heading3"/>
         <w:ind w:firstLine="0"/>
       </w:pPr>
-      <w:bookmarkStart w:id="20" w:name="_Toc226450016"/>
+      <w:bookmarkStart w:id="20" w:name="_Toc227513847"/>
       <w:r>
         <w:t>3.3.1. Non-Object Locks</w:t>
       </w:r>
@@ -30664,7 +30715,7 @@
         <w:pStyle w:val="Heading3"/>
         <w:ind w:firstLine="0"/>
       </w:pPr>
-      <w:bookmarkStart w:id="21" w:name="_Toc226450017"/>
+      <w:bookmarkStart w:id="21" w:name="_Toc227513848"/>
       <w:r>
         <w:t>3.3.2. Page locks</w:t>
       </w:r>
@@ -32300,7 +32351,7 @@
         <w:pStyle w:val="Heading3"/>
         <w:ind w:firstLine="0"/>
       </w:pPr>
-      <w:bookmarkStart w:id="22" w:name="_Toc226450018"/>
+      <w:bookmarkStart w:id="22" w:name="_Toc227513849"/>
       <w:r>
         <w:t>3.3.2. Predicate locks</w:t>
       </w:r>
@@ -33957,7 +34008,7 @@
         <w:pStyle w:val="Heading2"/>
         <w:ind w:firstLine="0"/>
       </w:pPr>
-      <w:bookmarkStart w:id="23" w:name="_Toc226450019"/>
+      <w:bookmarkStart w:id="23" w:name="_Toc227513850"/>
       <w:r>
         <w:lastRenderedPageBreak/>
         <w:t>3.</w:t>
@@ -34147,7 +34198,7 @@
         <w:pStyle w:val="Heading1"/>
         <w:ind w:firstLine="0"/>
       </w:pPr>
-      <w:bookmarkStart w:id="24" w:name="_Toc226450020"/>
+      <w:bookmarkStart w:id="24" w:name="_Toc227513851"/>
       <w:r>
         <w:t>4.</w:t>
       </w:r>
@@ -39308,7 +39359,7 @@
         <w:pStyle w:val="Heading1"/>
         <w:ind w:firstLine="0"/>
       </w:pPr>
-      <w:bookmarkStart w:id="25" w:name="_Toc226450021"/>
+      <w:bookmarkStart w:id="25" w:name="_Toc227513852"/>
       <w:r>
         <w:t>5. Zaključak</w:t>
       </w:r>
@@ -43258,7 +43309,7 @@
         <w:pStyle w:val="Heading1"/>
         <w:ind w:firstLine="0"/>
       </w:pPr>
-      <w:bookmarkStart w:id="26" w:name="_Toc226450022"/>
+      <w:bookmarkStart w:id="26" w:name="_Toc227513853"/>
       <w:r>
         <w:lastRenderedPageBreak/>
         <w:t>6. Literatura</w:t>
@@ -43268,7 +43319,272 @@
     <w:p>
       <w:pPr>
         <w:ind w:firstLine="0"/>
-      </w:pPr>
+        <w:rPr>
+          <w:lang w:val="en-GB"/>
+        </w:rPr>
+      </w:pPr>
+    </w:p>
+    <w:p>
+      <w:pPr>
+        <w:pStyle w:val="ListParagraph"/>
+        <w:numPr>
+          <w:ilvl w:val="0"/>
+          <w:numId w:val="19"/>
+        </w:numPr>
+        <w:rPr>
+          <w:lang w:val="en-GB"/>
+        </w:rPr>
+      </w:pPr>
+      <w:r>
+        <w:rPr>
+          <w:lang w:val="en-GB"/>
+        </w:rPr>
+        <w:t xml:space="preserve">PostgreSQL 14 Internals, </w:t>
+      </w:r>
+      <w:proofErr w:type="spellStart"/>
+      <w:r>
+        <w:rPr>
+          <w:lang w:val="en-GB"/>
+        </w:rPr>
+        <w:t>Egor</w:t>
+      </w:r>
+      <w:proofErr w:type="spellEnd"/>
+      <w:r>
+        <w:rPr>
+          <w:lang w:val="en-GB"/>
+        </w:rPr>
+        <w:t xml:space="preserve"> Rogov.</w:t>
+      </w:r>
+    </w:p>
+    <w:p>
+      <w:pPr>
+        <w:pStyle w:val="ListParagraph"/>
+        <w:numPr>
+          <w:ilvl w:val="0"/>
+          <w:numId w:val="19"/>
+        </w:numPr>
+        <w:rPr>
+          <w:lang w:val="en-GB"/>
+        </w:rPr>
+      </w:pPr>
+      <w:r>
+        <w:rPr>
+          <w:lang w:val="en-GB"/>
+        </w:rPr>
+        <w:t xml:space="preserve">Transaction Isolation Levels in DBMS, </w:t>
+      </w:r>
+      <w:proofErr w:type="spellStart"/>
+      <w:r>
+        <w:rPr>
+          <w:lang w:val="en-GB"/>
+        </w:rPr>
+        <w:t>dostupno</w:t>
+      </w:r>
+      <w:proofErr w:type="spellEnd"/>
+      <w:r>
+        <w:rPr>
+          <w:lang w:val="en-GB"/>
+        </w:rPr>
+        <w:t xml:space="preserve"> </w:t>
+      </w:r>
+      <w:proofErr w:type="spellStart"/>
+      <w:r>
+        <w:rPr>
+          <w:lang w:val="en-GB"/>
+        </w:rPr>
+        <w:t>na</w:t>
+      </w:r>
+      <w:proofErr w:type="spellEnd"/>
+      <w:r>
+        <w:rPr>
+          <w:lang w:val="en-GB"/>
+        </w:rPr>
+        <w:t>: https://www.geeksforgeeks.org/dbms/transaction-isolation-levels-dbms/</w:t>
+      </w:r>
+    </w:p>
+    <w:p>
+      <w:pPr>
+        <w:pStyle w:val="ListParagraph"/>
+        <w:numPr>
+          <w:ilvl w:val="0"/>
+          <w:numId w:val="19"/>
+        </w:numPr>
+        <w:rPr>
+          <w:lang w:val="en-GB"/>
+        </w:rPr>
+      </w:pPr>
+      <w:r>
+        <w:rPr>
+          <w:lang w:val="en-GB"/>
+        </w:rPr>
+        <w:t xml:space="preserve">Lock-Based Concurrency Control Protocol in DBMS, </w:t>
+      </w:r>
+      <w:proofErr w:type="spellStart"/>
+      <w:r>
+        <w:rPr>
+          <w:lang w:val="en-GB"/>
+        </w:rPr>
+        <w:t>dostupno</w:t>
+      </w:r>
+      <w:proofErr w:type="spellEnd"/>
+      <w:r>
+        <w:rPr>
+          <w:lang w:val="en-GB"/>
+        </w:rPr>
+        <w:t xml:space="preserve"> </w:t>
+      </w:r>
+      <w:proofErr w:type="spellStart"/>
+      <w:r>
+        <w:rPr>
+          <w:lang w:val="en-GB"/>
+        </w:rPr>
+        <w:t>na</w:t>
+      </w:r>
+      <w:proofErr w:type="spellEnd"/>
+      <w:r>
+        <w:rPr>
+          <w:lang w:val="en-GB"/>
+        </w:rPr>
+        <w:t>: https://www.geeksforgeeks.org/dbms/lock-based-concurrency-control-protocol-in-dbms/</w:t>
+      </w:r>
+    </w:p>
+    <w:p>
+      <w:pPr>
+        <w:pStyle w:val="ListParagraph"/>
+        <w:numPr>
+          <w:ilvl w:val="0"/>
+          <w:numId w:val="19"/>
+        </w:numPr>
+        <w:rPr>
+          <w:lang w:val="en-GB"/>
+        </w:rPr>
+      </w:pPr>
+      <w:r>
+        <w:rPr>
+          <w:lang w:val="en-GB"/>
+        </w:rPr>
+        <w:t xml:space="preserve">PostgreSQL Transaction Isolation Documentation, </w:t>
+      </w:r>
+      <w:proofErr w:type="spellStart"/>
+      <w:r>
+        <w:rPr>
+          <w:lang w:val="en-GB"/>
+        </w:rPr>
+        <w:t>dostupno</w:t>
+      </w:r>
+      <w:proofErr w:type="spellEnd"/>
+      <w:r>
+        <w:rPr>
+          <w:lang w:val="en-GB"/>
+        </w:rPr>
+        <w:t xml:space="preserve"> </w:t>
+      </w:r>
+      <w:proofErr w:type="spellStart"/>
+      <w:r>
+        <w:rPr>
+          <w:lang w:val="en-GB"/>
+        </w:rPr>
+        <w:t>na</w:t>
+      </w:r>
+      <w:proofErr w:type="spellEnd"/>
+      <w:r>
+        <w:rPr>
+          <w:lang w:val="en-GB"/>
+        </w:rPr>
+        <w:t>: https://www.postgresql.org/docs/current/transaction-iso.html</w:t>
+      </w:r>
+    </w:p>
+    <w:p>
+      <w:pPr>
+        <w:pStyle w:val="ListParagraph"/>
+        <w:numPr>
+          <w:ilvl w:val="0"/>
+          <w:numId w:val="19"/>
+        </w:numPr>
+        <w:rPr>
+          <w:lang w:val="en-GB"/>
+        </w:rPr>
+      </w:pPr>
+      <w:r>
+        <w:rPr>
+          <w:lang w:val="en-GB"/>
+        </w:rPr>
+        <w:t xml:space="preserve">MVCC in PostgreSQL, </w:t>
+      </w:r>
+      <w:proofErr w:type="spellStart"/>
+      <w:r>
+        <w:rPr>
+          <w:lang w:val="en-GB"/>
+        </w:rPr>
+        <w:t>dostupno</w:t>
+      </w:r>
+      <w:proofErr w:type="spellEnd"/>
+      <w:r>
+        <w:rPr>
+          <w:lang w:val="en-GB"/>
+        </w:rPr>
+        <w:t xml:space="preserve"> </w:t>
+      </w:r>
+      <w:proofErr w:type="spellStart"/>
+      <w:r>
+        <w:rPr>
+          <w:lang w:val="en-GB"/>
+        </w:rPr>
+        <w:t>na</w:t>
+      </w:r>
+      <w:proofErr w:type="spellEnd"/>
+      <w:r>
+        <w:rPr>
+          <w:lang w:val="en-GB"/>
+        </w:rPr>
+        <w:t>: https://www.postgresql.org/docs/7.1/mvcc.html</w:t>
+      </w:r>
+    </w:p>
+    <w:p>
+      <w:pPr>
+        <w:pStyle w:val="ListParagraph"/>
+        <w:numPr>
+          <w:ilvl w:val="0"/>
+          <w:numId w:val="19"/>
+        </w:numPr>
+        <w:rPr>
+          <w:lang w:val="en-GB"/>
+        </w:rPr>
+      </w:pPr>
+      <w:r>
+        <w:rPr>
+          <w:lang w:val="en-GB"/>
+        </w:rPr>
+        <w:t xml:space="preserve">Indexes in PostgreSQL, </w:t>
+      </w:r>
+      <w:proofErr w:type="spellStart"/>
+      <w:r>
+        <w:rPr>
+          <w:lang w:val="en-GB"/>
+        </w:rPr>
+        <w:t>dostupno</w:t>
+      </w:r>
+      <w:proofErr w:type="spellEnd"/>
+      <w:r>
+        <w:rPr>
+          <w:lang w:val="en-GB"/>
+        </w:rPr>
+        <w:t xml:space="preserve"> </w:t>
+      </w:r>
+      <w:proofErr w:type="spellStart"/>
+      <w:r>
+        <w:rPr>
+          <w:lang w:val="en-GB"/>
+        </w:rPr>
+        <w:t>na</w:t>
+      </w:r>
+      <w:proofErr w:type="spellEnd"/>
+      <w:r>
+        <w:rPr>
+          <w:lang w:val="en-GB"/>
+        </w:rPr>
+        <w:t>: https://www.postgresql.org/docs/current/indexes.html</w:t>
+      </w:r>
     </w:p>
     <w:sectPr>
       <w:footerReference w:type="default" r:id="rId38"/>
@@ -43366,6 +43682,92 @@
 <file path=word/numbering.xml><?xml version="1.0" encoding="utf-8"?>
 <w:numbering xmlns:wpc="http://schemas.microsoft.com/office/word/2010/wordprocessingCanvas" xmlns:cx="http://schemas.microsoft.com/office/drawing/2014/chartex" xmlns:cx1="http://schemas.microsoft.com/office/drawing/2015/9/8/chartex" xmlns:cx2="http://schemas.microsoft.com/office/drawing/2015/10/21/chartex" xmlns:cx3="http://schemas.microsoft.com/office/drawing/2016/5/9/chartex" xmlns:cx4="http://schemas.microsoft.com/office/drawing/2016/5/10/chartex" xmlns:cx5="http://schemas.microsoft.com/office/drawing/2016/5/11/chartex" xmlns:cx6="http://schemas.microsoft.com/office/drawing/2016/5/12/chartex" xmlns:cx7="http://schemas.microsoft.com/office/drawing/2016/5/13/chartex" xmlns:cx8="http://schemas.microsoft.com/office/drawing/2016/5/14/chartex" xmlns:mc="http://schemas.openxmlformats.org/markup-compatibility/2006" xmlns:aink="http://schemas.microsoft.com/office/drawing/2016/ink" xmlns:am3d="http://schemas.microsoft.com/office/drawing/2017/model3d" xmlns:o="urn:schemas-microsoft-com:office:office" xmlns:oel="http://schemas.microsoft.com/office/2019/extlst" xmlns:r="http://schemas.openxmlformats.org/officeDocument/2006/relationships" xmlns:m="http://schemas.openxmlformats.org/officeDocument/2006/math" xmlns:v="urn:schemas-microsoft-com:vml" xmlns:wp14="http://schemas.microsoft.com/office/word/2010/wordprocessingDrawing" xmlns:wp="http://schemas.openxmlformats.org/drawingml/2006/wordprocessingDrawing" xmlns:w10="urn:schemas-microsoft-com:office:word" xmlns:w="http://schemas.openxmlformats.org/wordprocessingml/2006/main" xmlns:w14="http://schemas.microsoft.com/office/word/2010/wordml" xmlns:w15="http://schemas.microsoft.com/office/word/2012/wordml" xmlns:w16cex="http://schemas.microsoft.com/office/word/2018/wordml/cex" xmlns:w16cid="http://schemas.microsoft.com/office/word/2016/wordml/cid" xmlns:w16="http://schemas.microsoft.com/office/word/2018/wordml" xmlns:w16sdtdh="http://schemas.microsoft.com/office/word/2020/wordml/sdtdatahash" xmlns:w16se="http://schemas.microsoft.com/office/word/2015/wordml/symex" xmlns:wpg="http://schemas.microsoft.com/office/word/2010/wordprocessingGroup" xmlns:wpi="http://schemas.microsoft.com/office/word/2010/wordprocessingInk" xmlns:wne="http://schemas.microsoft.com/office/word/2006/wordml" xmlns:wps="http://schemas.microsoft.com/office/word/2010/wordprocessingShape" mc:Ignorable="w14 w15 w16se w16cid w16 w16cex w16sdtdh wp14">
   <w:abstractNum w:abstractNumId="0" w15:restartNumberingAfterBreak="0">
+    <w:nsid w:val="03667E35"/>
+    <w:multiLevelType w:val="hybridMultilevel"/>
+    <w:tmpl w:val="32320D42"/>
+    <w:lvl w:ilvl="0" w:tplc="0809000F">
+      <w:start w:val="1"/>
+      <w:numFmt w:val="decimal"/>
+      <w:lvlText w:val="%1."/>
+      <w:lvlJc w:val="left"/>
+      <w:pPr>
+        <w:ind w:left="720" w:hanging="360"/>
+      </w:pPr>
+    </w:lvl>
+    <w:lvl w:ilvl="1" w:tplc="08090019" w:tentative="1">
+      <w:start w:val="1"/>
+      <w:numFmt w:val="lowerLetter"/>
+      <w:lvlText w:val="%2."/>
+      <w:lvlJc w:val="left"/>
+      <w:pPr>
+        <w:ind w:left="1440" w:hanging="360"/>
+      </w:pPr>
+    </w:lvl>
+    <w:lvl w:ilvl="2" w:tplc="0809001B" w:tentative="1">
+      <w:start w:val="1"/>
+      <w:numFmt w:val="lowerRoman"/>
+      <w:lvlText w:val="%3."/>
+      <w:lvlJc w:val="right"/>
+      <w:pPr>
+        <w:ind w:left="2160" w:hanging="180"/>
+      </w:pPr>
+    </w:lvl>
+    <w:lvl w:ilvl="3" w:tplc="0809000F" w:tentative="1">
+      <w:start w:val="1"/>
+      <w:numFmt w:val="decimal"/>
+      <w:lvlText w:val="%4."/>
+      <w:lvlJc w:val="left"/>
+      <w:pPr>
+        <w:ind w:left="2880" w:hanging="360"/>
+      </w:pPr>
+    </w:lvl>
+    <w:lvl w:ilvl="4" w:tplc="08090019" w:tentative="1">
+      <w:start w:val="1"/>
+      <w:numFmt w:val="lowerLetter"/>
+      <w:lvlText w:val="%5."/>
+      <w:lvlJc w:val="left"/>
+      <w:pPr>
+        <w:ind w:left="3600" w:hanging="360"/>
+      </w:pPr>
+    </w:lvl>
+    <w:lvl w:ilvl="5" w:tplc="0809001B" w:tentative="1">
+      <w:start w:val="1"/>
+      <w:numFmt w:val="lowerRoman"/>
+      <w:lvlText w:val="%6."/>
+      <w:lvlJc w:val="right"/>
+      <w:pPr>
+        <w:ind w:left="4320" w:hanging="180"/>
+      </w:pPr>
+    </w:lvl>
+    <w:lvl w:ilvl="6" w:tplc="0809000F" w:tentative="1">
+      <w:start w:val="1"/>
+      <w:numFmt w:val="decimal"/>
+      <w:lvlText w:val="%7."/>
+      <w:lvlJc w:val="left"/>
+      <w:pPr>
+        <w:ind w:left="5040" w:hanging="360"/>
+      </w:pPr>
+    </w:lvl>
+    <w:lvl w:ilvl="7" w:tplc="08090019" w:tentative="1">
+      <w:start w:val="1"/>
+      <w:numFmt w:val="lowerLetter"/>
+      <w:lvlText w:val="%8."/>
+      <w:lvlJc w:val="left"/>
+      <w:pPr>
+        <w:ind w:left="5760" w:hanging="360"/>
+      </w:pPr>
+    </w:lvl>
+    <w:lvl w:ilvl="8" w:tplc="0809001B" w:tentative="1">
+      <w:start w:val="1"/>
+      <w:numFmt w:val="lowerRoman"/>
+      <w:lvlText w:val="%9."/>
+      <w:lvlJc w:val="right"/>
+      <w:pPr>
+        <w:ind w:left="6480" w:hanging="180"/>
+      </w:pPr>
+    </w:lvl>
+  </w:abstractNum>
+  <w:abstractNum w:abstractNumId="1" w15:restartNumberingAfterBreak="0">
     <w:nsid w:val="0D0A618B"/>
     <w:multiLevelType w:val="hybridMultilevel"/>
     <w:tmpl w:val="C660D94C"/>
@@ -43478,7 +43880,7 @@
       </w:rPr>
     </w:lvl>
   </w:abstractNum>
-  <w:abstractNum w:abstractNumId="1" w15:restartNumberingAfterBreak="0">
+  <w:abstractNum w:abstractNumId="2" w15:restartNumberingAfterBreak="0">
     <w:nsid w:val="16AE43EC"/>
     <w:multiLevelType w:val="hybridMultilevel"/>
     <w:tmpl w:val="E460DD14"/>
@@ -43591,7 +43993,7 @@
       </w:rPr>
     </w:lvl>
   </w:abstractNum>
-  <w:abstractNum w:abstractNumId="2" w15:restartNumberingAfterBreak="0">
+  <w:abstractNum w:abstractNumId="3" w15:restartNumberingAfterBreak="0">
     <w:nsid w:val="19550A47"/>
     <w:multiLevelType w:val="multilevel"/>
     <w:tmpl w:val="37CAD0A0"/>
@@ -43710,7 +44112,7 @@
       </w:rPr>
     </w:lvl>
   </w:abstractNum>
-  <w:abstractNum w:abstractNumId="3" w15:restartNumberingAfterBreak="0">
+  <w:abstractNum w:abstractNumId="4" w15:restartNumberingAfterBreak="0">
     <w:nsid w:val="25085C7C"/>
     <w:multiLevelType w:val="multilevel"/>
     <w:tmpl w:val="8DE04E18"/>
@@ -43859,7 +44261,7 @@
       </w:rPr>
     </w:lvl>
   </w:abstractNum>
-  <w:abstractNum w:abstractNumId="4" w15:restartNumberingAfterBreak="0">
+  <w:abstractNum w:abstractNumId="5" w15:restartNumberingAfterBreak="0">
     <w:nsid w:val="29D80521"/>
     <w:multiLevelType w:val="hybridMultilevel"/>
     <w:tmpl w:val="D51AF462"/>
@@ -43972,7 +44374,7 @@
       </w:rPr>
     </w:lvl>
   </w:abstractNum>
-  <w:abstractNum w:abstractNumId="5" w15:restartNumberingAfterBreak="0">
+  <w:abstractNum w:abstractNumId="6" w15:restartNumberingAfterBreak="0">
     <w:nsid w:val="341B2367"/>
     <w:multiLevelType w:val="hybridMultilevel"/>
     <w:tmpl w:val="A2D658D2"/>
@@ -44085,7 +44487,7 @@
       </w:rPr>
     </w:lvl>
   </w:abstractNum>
-  <w:abstractNum w:abstractNumId="6" w15:restartNumberingAfterBreak="0">
+  <w:abstractNum w:abstractNumId="7" w15:restartNumberingAfterBreak="0">
     <w:nsid w:val="367C7EA2"/>
     <w:multiLevelType w:val="multilevel"/>
     <w:tmpl w:val="BB88CF34"/>
@@ -44234,7 +44636,7 @@
       </w:rPr>
     </w:lvl>
   </w:abstractNum>
-  <w:abstractNum w:abstractNumId="7" w15:restartNumberingAfterBreak="0">
+  <w:abstractNum w:abstractNumId="8" w15:restartNumberingAfterBreak="0">
     <w:nsid w:val="39A353CE"/>
     <w:multiLevelType w:val="hybridMultilevel"/>
     <w:tmpl w:val="877C3A00"/>
@@ -44347,7 +44749,7 @@
       </w:rPr>
     </w:lvl>
   </w:abstractNum>
-  <w:abstractNum w:abstractNumId="8" w15:restartNumberingAfterBreak="0">
+  <w:abstractNum w:abstractNumId="9" w15:restartNumberingAfterBreak="0">
     <w:nsid w:val="3D0074B8"/>
     <w:multiLevelType w:val="multilevel"/>
     <w:tmpl w:val="FEA45DCE"/>
@@ -44496,7 +44898,7 @@
       </w:rPr>
     </w:lvl>
   </w:abstractNum>
-  <w:abstractNum w:abstractNumId="9" w15:restartNumberingAfterBreak="0">
+  <w:abstractNum w:abstractNumId="10" w15:restartNumberingAfterBreak="0">
     <w:nsid w:val="45336D05"/>
     <w:multiLevelType w:val="hybridMultilevel"/>
     <w:tmpl w:val="41804478"/>
@@ -44609,7 +45011,7 @@
       </w:rPr>
     </w:lvl>
   </w:abstractNum>
-  <w:abstractNum w:abstractNumId="10" w15:restartNumberingAfterBreak="0">
+  <w:abstractNum w:abstractNumId="11" w15:restartNumberingAfterBreak="0">
     <w:nsid w:val="49B44363"/>
     <w:multiLevelType w:val="hybridMultilevel"/>
     <w:tmpl w:val="10063970"/>
@@ -44698,7 +45100,7 @@
       </w:pPr>
     </w:lvl>
   </w:abstractNum>
-  <w:abstractNum w:abstractNumId="11" w15:restartNumberingAfterBreak="0">
+  <w:abstractNum w:abstractNumId="12" w15:restartNumberingAfterBreak="0">
     <w:nsid w:val="4D1861C1"/>
     <w:multiLevelType w:val="hybridMultilevel"/>
     <w:tmpl w:val="9AC4C22A"/>
@@ -44784,7 +45186,7 @@
       </w:pPr>
     </w:lvl>
   </w:abstractNum>
-  <w:abstractNum w:abstractNumId="12" w15:restartNumberingAfterBreak="0">
+  <w:abstractNum w:abstractNumId="13" w15:restartNumberingAfterBreak="0">
     <w:nsid w:val="51DF2BB2"/>
     <w:multiLevelType w:val="multilevel"/>
     <w:tmpl w:val="F9C487C2"/>
@@ -44933,7 +45335,7 @@
       </w:rPr>
     </w:lvl>
   </w:abstractNum>
-  <w:abstractNum w:abstractNumId="13" w15:restartNumberingAfterBreak="0">
+  <w:abstractNum w:abstractNumId="14" w15:restartNumberingAfterBreak="0">
     <w:nsid w:val="567F7E8E"/>
     <w:multiLevelType w:val="hybridMultilevel"/>
     <w:tmpl w:val="0F323E6E"/>
@@ -45025,7 +45427,7 @@
       </w:pPr>
     </w:lvl>
   </w:abstractNum>
-  <w:abstractNum w:abstractNumId="14" w15:restartNumberingAfterBreak="0">
+  <w:abstractNum w:abstractNumId="15" w15:restartNumberingAfterBreak="0">
     <w:nsid w:val="6037749E"/>
     <w:multiLevelType w:val="hybridMultilevel"/>
     <w:tmpl w:val="3DCAF204"/>
@@ -45138,7 +45540,7 @@
       </w:rPr>
     </w:lvl>
   </w:abstractNum>
-  <w:abstractNum w:abstractNumId="15" w15:restartNumberingAfterBreak="0">
+  <w:abstractNum w:abstractNumId="16" w15:restartNumberingAfterBreak="0">
     <w:nsid w:val="696B7264"/>
     <w:multiLevelType w:val="multilevel"/>
     <w:tmpl w:val="89DC4238"/>
@@ -45287,7 +45689,7 @@
       </w:rPr>
     </w:lvl>
   </w:abstractNum>
-  <w:abstractNum w:abstractNumId="16" w15:restartNumberingAfterBreak="0">
+  <w:abstractNum w:abstractNumId="17" w15:restartNumberingAfterBreak="0">
     <w:nsid w:val="70356B89"/>
     <w:multiLevelType w:val="hybridMultilevel"/>
     <w:tmpl w:val="534A9588"/>
@@ -45400,7 +45802,7 @@
       </w:rPr>
     </w:lvl>
   </w:abstractNum>
-  <w:abstractNum w:abstractNumId="17" w15:restartNumberingAfterBreak="0">
+  <w:abstractNum w:abstractNumId="18" w15:restartNumberingAfterBreak="0">
     <w:nsid w:val="727C48DF"/>
     <w:multiLevelType w:val="multilevel"/>
     <w:tmpl w:val="A662938C"/>
@@ -45550,58 +45952,61 @@
     </w:lvl>
   </w:abstractNum>
   <w:num w:numId="1" w16cid:durableId="656881312">
+    <w:abstractNumId w:val="14"/>
+  </w:num>
+  <w:num w:numId="2" w16cid:durableId="502671221">
+    <w:abstractNumId w:val="17"/>
+  </w:num>
+  <w:num w:numId="3" w16cid:durableId="611861806">
+    <w:abstractNumId w:val="8"/>
+  </w:num>
+  <w:num w:numId="4" w16cid:durableId="908468156">
+    <w:abstractNumId w:val="3"/>
+  </w:num>
+  <w:num w:numId="5" w16cid:durableId="630403222">
+    <w:abstractNumId w:val="5"/>
+  </w:num>
+  <w:num w:numId="6" w16cid:durableId="67652024">
+    <w:abstractNumId w:val="12"/>
+  </w:num>
+  <w:num w:numId="7" w16cid:durableId="1145975329">
+    <w:abstractNumId w:val="7"/>
+  </w:num>
+  <w:num w:numId="8" w16cid:durableId="1275288484">
     <w:abstractNumId w:val="13"/>
   </w:num>
-  <w:num w:numId="2" w16cid:durableId="502671221">
+  <w:num w:numId="9" w16cid:durableId="1261330259">
+    <w:abstractNumId w:val="10"/>
+  </w:num>
+  <w:num w:numId="10" w16cid:durableId="929002237">
+    <w:abstractNumId w:val="6"/>
+  </w:num>
+  <w:num w:numId="11" w16cid:durableId="1512985986">
+    <w:abstractNumId w:val="2"/>
+  </w:num>
+  <w:num w:numId="12" w16cid:durableId="38554881">
+    <w:abstractNumId w:val="15"/>
+  </w:num>
+  <w:num w:numId="13" w16cid:durableId="1853035156">
     <w:abstractNumId w:val="16"/>
   </w:num>
-  <w:num w:numId="3" w16cid:durableId="611861806">
-    <w:abstractNumId w:val="7"/>
+  <w:num w:numId="14" w16cid:durableId="361780997">
+    <w:abstractNumId w:val="9"/>
   </w:num>
-  <w:num w:numId="4" w16cid:durableId="908468156">
-    <w:abstractNumId w:val="2"/>
-  </w:num>
-  <w:num w:numId="5" w16cid:durableId="630403222">
+  <w:num w:numId="15" w16cid:durableId="1033575504">
     <w:abstractNumId w:val="4"/>
   </w:num>
-  <w:num w:numId="6" w16cid:durableId="67652024">
+  <w:num w:numId="16" w16cid:durableId="9726422">
+    <w:abstractNumId w:val="18"/>
+  </w:num>
+  <w:num w:numId="17" w16cid:durableId="656031934">
+    <w:abstractNumId w:val="1"/>
+  </w:num>
+  <w:num w:numId="18" w16cid:durableId="1484734437">
     <w:abstractNumId w:val="11"/>
   </w:num>
-  <w:num w:numId="7" w16cid:durableId="1145975329">
-    <w:abstractNumId w:val="6"/>
-  </w:num>
-  <w:num w:numId="8" w16cid:durableId="1275288484">
-    <w:abstractNumId w:val="12"/>
-  </w:num>
-  <w:num w:numId="9" w16cid:durableId="1261330259">
-    <w:abstractNumId w:val="9"/>
-  </w:num>
-  <w:num w:numId="10" w16cid:durableId="929002237">
-    <w:abstractNumId w:val="5"/>
-  </w:num>
-  <w:num w:numId="11" w16cid:durableId="1512985986">
-    <w:abstractNumId w:val="1"/>
-  </w:num>
-  <w:num w:numId="12" w16cid:durableId="38554881">
-    <w:abstractNumId w:val="14"/>
-  </w:num>
-  <w:num w:numId="13" w16cid:durableId="1853035156">
-    <w:abstractNumId w:val="15"/>
-  </w:num>
-  <w:num w:numId="14" w16cid:durableId="361780997">
-    <w:abstractNumId w:val="8"/>
-  </w:num>
-  <w:num w:numId="15" w16cid:durableId="1033575504">
-    <w:abstractNumId w:val="3"/>
-  </w:num>
-  <w:num w:numId="16" w16cid:durableId="9726422">
-    <w:abstractNumId w:val="17"/>
-  </w:num>
-  <w:num w:numId="17" w16cid:durableId="656031934">
+  <w:num w:numId="19" w16cid:durableId="840972411">
     <w:abstractNumId w:val="0"/>
-  </w:num>
-  <w:num w:numId="18" w16cid:durableId="1484734437">
-    <w:abstractNumId w:val="10"/>
   </w:num>
   <w:numIdMacAtCleanup w:val="6"/>
 </w:numbering>

--- a/Mehanizmi izolacije, zaključavanja i Multi-Version Concurrency Control (MVCC) u PostgreSQL bazi podataka.docx
+++ b/Mehanizmi izolacije, zaključavanja i Multi-Version Concurrency Control (MVCC) u PostgreSQL bazi podataka.docx
@@ -43331,6 +43331,7 @@
           <w:ilvl w:val="0"/>
           <w:numId w:val="19"/>
         </w:numPr>
+        <w:jc w:val="left"/>
         <w:rPr>
           <w:lang w:val="en-GB"/>
         </w:rPr>
@@ -43363,15 +43364,16 @@
           <w:ilvl w:val="0"/>
           <w:numId w:val="19"/>
         </w:numPr>
-        <w:rPr>
-          <w:lang w:val="en-GB"/>
-        </w:rPr>
-      </w:pPr>
-      <w:r>
-        <w:rPr>
-          <w:lang w:val="en-GB"/>
-        </w:rPr>
-        <w:t xml:space="preserve">Transaction Isolation Levels in DBMS, </w:t>
+        <w:jc w:val="left"/>
+        <w:rPr>
+          <w:lang w:val="en-GB"/>
+        </w:rPr>
+      </w:pPr>
+      <w:r>
+        <w:rPr>
+          <w:lang w:val="en-GB"/>
+        </w:rPr>
+        <w:t xml:space="preserve">Transaction Isolation Levels in DBMS </w:t>
       </w:r>
       <w:proofErr w:type="spellStart"/>
       <w:r>
@@ -43409,6 +43411,7 @@
           <w:ilvl w:val="0"/>
           <w:numId w:val="19"/>
         </w:numPr>
+        <w:jc w:val="left"/>
         <w:rPr>
           <w:lang w:val="en-GB"/>
         </w:rPr>
@@ -43455,6 +43458,7 @@
           <w:ilvl w:val="0"/>
           <w:numId w:val="19"/>
         </w:numPr>
+        <w:jc w:val="left"/>
         <w:rPr>
           <w:lang w:val="en-GB"/>
         </w:rPr>
@@ -43501,6 +43505,7 @@
           <w:ilvl w:val="0"/>
           <w:numId w:val="19"/>
         </w:numPr>
+        <w:jc w:val="left"/>
         <w:rPr>
           <w:lang w:val="en-GB"/>
         </w:rPr>
@@ -43547,6 +43552,7 @@
           <w:ilvl w:val="0"/>
           <w:numId w:val="19"/>
         </w:numPr>
+        <w:jc w:val="left"/>
         <w:rPr>
           <w:lang w:val="en-GB"/>
         </w:rPr>
